--- a/data/exports/trigonometric-functions-and-equations_revision_notes.docx
+++ b/data/exports/trigonometric-functions-and-equations_revision_notes.docx
@@ -189,7 +189,7 @@
                 <w:color w:val="2D3748"/>
                 <w:sz w:val="19"/>
               </w:rPr>
-              <w:t>Trigonometric Functions And Equations - Core Application</w:t>
+              <w:t>Trigonometric Functions And Equations — Standard Calculations &amp; Problem Archetypes</w:t>
             </w:r>
           </w:p>
         </w:tc>
@@ -209,7 +209,7 @@
               <w:rPr>
                 <w:sz w:val="19"/>
               </w:rPr>
-              <w:t>59 PYQs</w:t>
+              <w:t>33 PYQs</w:t>
             </w:r>
           </w:p>
         </w:tc>
@@ -230,7 +230,181 @@
                 <w:color w:val="718096"/>
                 <w:sz w:val="19"/>
               </w:rPr>
-              <w:t>General Concept</w:t>
+              <w:t>Quantitative Analysis</w:t>
+            </w:r>
+          </w:p>
+        </w:tc>
+      </w:tr>
+      <w:tr>
+        <w:tc>
+          <w:tcPr>
+            <w:tcW w:type="dxa" w:w="2160"/>
+            <w:shd w:fill="FFFFFF"/>
+            <w:tcMar>
+              <w:top w:w="80" w:type="dxa"/>
+              <w:bottom w:w="80" w:type="dxa"/>
+              <w:left w:w="150" w:type="dxa"/>
+              <w:right w:w="150" w:type="dxa"/>
+            </w:tcMar>
+          </w:tcPr>
+          <w:p>
+            <w:r>
+              <w:rPr>
+                <w:b/>
+                <w:color w:val="C53030"/>
+                <w:sz w:val="19"/>
+              </w:rPr>
+              <w:t>Very High</w:t>
+            </w:r>
+          </w:p>
+        </w:tc>
+        <w:tc>
+          <w:tcPr>
+            <w:tcW w:type="dxa" w:w="4320"/>
+            <w:shd w:fill="FFFFFF"/>
+            <w:tcMar>
+              <w:top w:w="80" w:type="dxa"/>
+              <w:bottom w:w="80" w:type="dxa"/>
+              <w:left w:w="150" w:type="dxa"/>
+              <w:right w:w="150" w:type="dxa"/>
+            </w:tcMar>
+          </w:tcPr>
+          <w:p>
+            <w:r>
+              <w:rPr>
+                <w:b/>
+                <w:color w:val="2D3748"/>
+                <w:sz w:val="19"/>
+              </w:rPr>
+              <w:t>Trigonometric Functions And Equations — Applied Cases, Reactions &amp; Traps</w:t>
+            </w:r>
+          </w:p>
+        </w:tc>
+        <w:tc>
+          <w:tcPr>
+            <w:tcW w:type="dxa" w:w="1728"/>
+            <w:shd w:fill="FFFFFF"/>
+            <w:tcMar>
+              <w:top w:w="80" w:type="dxa"/>
+              <w:bottom w:w="80" w:type="dxa"/>
+              <w:left w:w="150" w:type="dxa"/>
+              <w:right w:w="150" w:type="dxa"/>
+            </w:tcMar>
+          </w:tcPr>
+          <w:p>
+            <w:r>
+              <w:rPr>
+                <w:sz w:val="19"/>
+              </w:rPr>
+              <w:t>15 PYQs</w:t>
+            </w:r>
+          </w:p>
+        </w:tc>
+        <w:tc>
+          <w:tcPr>
+            <w:tcW w:type="dxa" w:w="1872"/>
+            <w:shd w:fill="FFFFFF"/>
+            <w:tcMar>
+              <w:top w:w="80" w:type="dxa"/>
+              <w:bottom w:w="80" w:type="dxa"/>
+              <w:left w:w="150" w:type="dxa"/>
+              <w:right w:w="150" w:type="dxa"/>
+            </w:tcMar>
+          </w:tcPr>
+          <w:p>
+            <w:r>
+              <w:rPr>
+                <w:color w:val="718096"/>
+                <w:sz w:val="19"/>
+              </w:rPr>
+              <w:t>Applied Topics</w:t>
+            </w:r>
+          </w:p>
+        </w:tc>
+      </w:tr>
+      <w:tr>
+        <w:tc>
+          <w:tcPr>
+            <w:tcW w:type="dxa" w:w="2160"/>
+            <w:shd w:fill="F7FAFC"/>
+            <w:tcMar>
+              <w:top w:w="80" w:type="dxa"/>
+              <w:bottom w:w="80" w:type="dxa"/>
+              <w:left w:w="150" w:type="dxa"/>
+              <w:right w:w="150" w:type="dxa"/>
+            </w:tcMar>
+          </w:tcPr>
+          <w:p>
+            <w:r>
+              <w:rPr>
+                <w:b/>
+                <w:color w:val="2B6CB0"/>
+                <w:sz w:val="19"/>
+              </w:rPr>
+              <w:t>High</w:t>
+            </w:r>
+          </w:p>
+        </w:tc>
+        <w:tc>
+          <w:tcPr>
+            <w:tcW w:type="dxa" w:w="4320"/>
+            <w:shd w:fill="F7FAFC"/>
+            <w:tcMar>
+              <w:top w:w="80" w:type="dxa"/>
+              <w:bottom w:w="80" w:type="dxa"/>
+              <w:left w:w="150" w:type="dxa"/>
+              <w:right w:w="150" w:type="dxa"/>
+            </w:tcMar>
+          </w:tcPr>
+          <w:p>
+            <w:r>
+              <w:rPr>
+                <w:b/>
+                <w:color w:val="2D3748"/>
+                <w:sz w:val="19"/>
+              </w:rPr>
+              <w:t>Trigonometric Functions And Equations — Core Principles &amp; Governing Laws</w:t>
+            </w:r>
+          </w:p>
+        </w:tc>
+        <w:tc>
+          <w:tcPr>
+            <w:tcW w:type="dxa" w:w="1728"/>
+            <w:shd w:fill="F7FAFC"/>
+            <w:tcMar>
+              <w:top w:w="80" w:type="dxa"/>
+              <w:bottom w:w="80" w:type="dxa"/>
+              <w:left w:w="150" w:type="dxa"/>
+              <w:right w:w="150" w:type="dxa"/>
+            </w:tcMar>
+          </w:tcPr>
+          <w:p>
+            <w:r>
+              <w:rPr>
+                <w:sz w:val="19"/>
+              </w:rPr>
+              <w:t>11 PYQs</w:t>
+            </w:r>
+          </w:p>
+        </w:tc>
+        <w:tc>
+          <w:tcPr>
+            <w:tcW w:type="dxa" w:w="1872"/>
+            <w:shd w:fill="F7FAFC"/>
+            <w:tcMar>
+              <w:top w:w="80" w:type="dxa"/>
+              <w:bottom w:w="80" w:type="dxa"/>
+              <w:left w:w="150" w:type="dxa"/>
+              <w:right w:w="150" w:type="dxa"/>
+            </w:tcMar>
+          </w:tcPr>
+          <w:p>
+            <w:r>
+              <w:rPr>
+                <w:color w:val="718096"/>
+                <w:sz w:val="19"/>
+              </w:rPr>
+              <w:t>Core Principle</w:t>
             </w:r>
           </w:p>
         </w:tc>
@@ -311,6 +485,144 @@
           </w:p>
         </w:tc>
       </w:tr>
+      <w:tr>
+        <w:tc>
+          <w:tcPr>
+            <w:tcW w:type="dxa" w:w="3600"/>
+            <w:shd w:fill="F7FAFC"/>
+            <w:tcMar>
+              <w:top w:w="100" w:type="dxa"/>
+              <w:bottom w:w="100" w:type="dxa"/>
+              <w:left w:w="150" w:type="dxa"/>
+              <w:right w:w="150" w:type="dxa"/>
+            </w:tcMar>
+          </w:tcPr>
+          <w:p>
+            <w:r>
+              <w:rPr>
+                <w:b/>
+                <w:color w:val="1A365D"/>
+                <w:sz w:val="19"/>
+              </w:rPr>
+              <w:t>Trigonometric Functions And Equations — Standard Calculations &amp; Problem Archetypes</w:t>
+            </w:r>
+          </w:p>
+        </w:tc>
+        <w:tc>
+          <w:tcPr>
+            <w:tcW w:type="dxa" w:w="6480"/>
+            <w:shd w:fill="F7FAFC"/>
+            <w:tcMar>
+              <w:top w:w="100" w:type="dxa"/>
+              <w:bottom w:w="100" w:type="dxa"/>
+              <w:left w:w="150" w:type="dxa"/>
+              <w:right w:w="150" w:type="dxa"/>
+            </w:tcMar>
+          </w:tcPr>
+          <w:p>
+            <w:r>
+              <w:rPr>
+                <w:rFonts w:ascii="Cambria Math" w:hAnsi="Cambria Math"/>
+                <w:color w:val="2D3748"/>
+                <w:sz w:val="19"/>
+              </w:rPr>
+              <w:t>S={\theta \in [-4\pi,4\pi]:3cos^{2}2\theta+6cos2\theta-10cos^{2}\theta+5=0}, \quad n(S)=5, \quad (-\frac{\pi}{6})</w:t>
+            </w:r>
+          </w:p>
+        </w:tc>
+      </w:tr>
+      <w:tr>
+        <w:tc>
+          <w:tcPr>
+            <w:tcW w:type="dxa" w:w="3600"/>
+            <w:shd w:fill="FFFFFF"/>
+            <w:tcMar>
+              <w:top w:w="100" w:type="dxa"/>
+              <w:bottom w:w="100" w:type="dxa"/>
+              <w:left w:w="150" w:type="dxa"/>
+              <w:right w:w="150" w:type="dxa"/>
+            </w:tcMar>
+          </w:tcPr>
+          <w:p>
+            <w:r>
+              <w:rPr>
+                <w:b/>
+                <w:color w:val="1A365D"/>
+                <w:sz w:val="19"/>
+              </w:rPr>
+              <w:t>Trigonometric Functions And Equations — Applied Cases, Reactions &amp; Traps</w:t>
+            </w:r>
+          </w:p>
+        </w:tc>
+        <w:tc>
+          <w:tcPr>
+            <w:tcW w:type="dxa" w:w="6480"/>
+            <w:shd w:fill="FFFFFF"/>
+            <w:tcMar>
+              <w:top w:w="100" w:type="dxa"/>
+              <w:bottom w:w="100" w:type="dxa"/>
+              <w:left w:w="150" w:type="dxa"/>
+              <w:right w:w="150" w:type="dxa"/>
+            </w:tcMar>
+          </w:tcPr>
+          <w:p>
+            <w:r>
+              <w:rPr>
+                <w:rFonts w:ascii="Cambria Math" w:hAnsi="Cambria Math"/>
+                <w:color w:val="2D3748"/>
+                <w:sz w:val="19"/>
+              </w:rPr>
+              <w:t>2sin^{2}\theta-cos2\theta=0, \quad \frac{3}{4}, \quad 2\theta-cos^{2}\theta+\sqrt{2}=0</w:t>
+            </w:r>
+          </w:p>
+        </w:tc>
+      </w:tr>
+      <w:tr>
+        <w:tc>
+          <w:tcPr>
+            <w:tcW w:type="dxa" w:w="3600"/>
+            <w:shd w:fill="F7FAFC"/>
+            <w:tcMar>
+              <w:top w:w="100" w:type="dxa"/>
+              <w:bottom w:w="100" w:type="dxa"/>
+              <w:left w:w="150" w:type="dxa"/>
+              <w:right w:w="150" w:type="dxa"/>
+            </w:tcMar>
+          </w:tcPr>
+          <w:p>
+            <w:r>
+              <w:rPr>
+                <w:b/>
+                <w:color w:val="1A365D"/>
+                <w:sz w:val="19"/>
+              </w:rPr>
+              <w:t>Trigonometric Functions And Equations — Core Principles &amp; Governing Laws</w:t>
+            </w:r>
+          </w:p>
+        </w:tc>
+        <w:tc>
+          <w:tcPr>
+            <w:tcW w:type="dxa" w:w="6480"/>
+            <w:shd w:fill="F7FAFC"/>
+            <w:tcMar>
+              <w:top w:w="100" w:type="dxa"/>
+              <w:bottom w:w="100" w:type="dxa"/>
+              <w:left w:w="150" w:type="dxa"/>
+              <w:right w:w="150" w:type="dxa"/>
+            </w:tcMar>
+          </w:tcPr>
+          <w:p>
+            <w:r>
+              <w:rPr>
+                <w:rFonts w:ascii="Cambria Math" w:hAnsi="Cambria Math"/>
+                <w:color w:val="2D3748"/>
+                <w:sz w:val="19"/>
+              </w:rPr>
+              <w:t>14cosec^{2}x-2sin^{2}x=21-4cos^{2}x, \quad \frac{\pi}{2}, \quad S={\theta \in [0,2\pi):tan(\pi cos\theta)+tan(\pi sin\theta)=0}</w:t>
+            </w:r>
+          </w:p>
+        </w:tc>
+      </w:tr>
     </w:tbl>
     <w:p>
       <w:pPr>
@@ -338,7 +650,7 @@
           <w:color w:val="2B6CB0"/>
           <w:sz w:val="24"/>
         </w:rPr>
-        <w:t>3.1 Trigonometric Functions And Equations - Core Application (Very High Yield — 59 PYQs)</w:t>
+        <w:t>3.1 Trigonometric Functions And Equations — Standard Calculations &amp; Problem Archetypes (Very High Yield — 33 PYQs)</w:t>
       </w:r>
     </w:p>
     <w:p>
@@ -353,7 +665,7 @@
         <w:rPr>
           <w:sz w:val="20"/>
         </w:rPr>
-        <w:t>Key problem pattern in Trigonometric Functions And Equations.</w:t>
+        <w:t>Quantitative numerical problem-solving techniques and standard question patterns frequently seen in Trigonometric Functions And Equations.</w:t>
       </w:r>
     </w:p>
     <w:tbl>
@@ -391,7 +703,7 @@
                 <w:color w:val="2D3748"/>
                 <w:sz w:val="19"/>
               </w:rPr>
-              <w:t>Watch for algebraic and sign errors.</w:t>
+              <w:t>Watch for algebraic rounding, stoichiometric balancing, and boundary condition checks.</w:t>
             </w:r>
           </w:p>
         </w:tc>
@@ -432,7 +744,7 @@
                 <w:color w:val="2D3748"/>
                 <w:sz w:val="19"/>
               </w:rPr>
-              <w:t>Verify dimensions and boundary conditions.</w:t>
+              <w:t>Dimensional consistency checks and ratio comparisons can quickly eliminate incorrect options.</w:t>
             </w:r>
           </w:p>
         </w:tc>
@@ -488,6 +800,187 @@
           <w:b/>
           <w:sz w:val="18"/>
         </w:rPr>
+        <w:t xml:space="preserve">[2026 Morning Shift] Q#3 (MCQ): </w:t>
+      </w:r>
+      <w:r>
+        <w:rPr>
+          <w:sz w:val="18"/>
+        </w:rPr>
+        <w:t xml:space="preserve">"Let S=x ∈ [-π,π]:sinx(sinx+cosx)=a,a ∈ ℤ . Then n(S) is equal to:..."  </w:t>
+      </w:r>
+      <w:r>
+        <w:rPr>
+          <w:b/>
+          <w:color w:val="2B6CB0"/>
+          <w:sz w:val="18"/>
+        </w:rPr>
+        <w:t>[Ans: D]</w:t>
+      </w:r>
+    </w:p>
+    <w:p>
+      <w:pPr>
+        <w:pStyle w:val="ListBullet"/>
+        <w:spacing w:after="40"/>
+      </w:pPr>
+      <w:r>
+        <w:rPr>
+          <w:b/>
+          <w:sz w:val="18"/>
+        </w:rPr>
+        <w:t xml:space="preserve">[2026 Morning Shift] Q#4 (MCQ): </w:t>
+      </w:r>
+      <w:r>
+        <w:rPr>
+          <w:sz w:val="18"/>
+        </w:rPr>
+        <w:t xml:space="preserve">"Number of solutions of √(3)cos2θ+8cosθ+3√(3)=0,θ ∈ [-3π,2π] is :..."  </w:t>
+      </w:r>
+      <w:r>
+        <w:rPr>
+          <w:b/>
+          <w:color w:val="2B6CB0"/>
+          <w:sz w:val="18"/>
+        </w:rPr>
+        <w:t>[Ans: N/A]</w:t>
+      </w:r>
+    </w:p>
+    <w:p>
+      <w:pPr>
+        <w:spacing w:after="120"/>
+      </w:pPr>
+    </w:p>
+    <w:p>
+      <w:pPr>
+        <w:pStyle w:val="Heading2"/>
+      </w:pPr>
+      <w:r>
+        <w:rPr>
+          <w:color w:val="2B6CB0"/>
+          <w:sz w:val="24"/>
+        </w:rPr>
+        <w:t>3.2 Trigonometric Functions And Equations — Applied Cases, Reactions &amp; Traps (Very High Yield — 15 PYQs)</w:t>
+      </w:r>
+    </w:p>
+    <w:p>
+      <w:r>
+        <w:rPr>
+          <w:b/>
+          <w:sz w:val="20"/>
+        </w:rPr>
+        <w:t xml:space="preserve">Core Principle: </w:t>
+      </w:r>
+      <w:r>
+        <w:rPr>
+          <w:sz w:val="20"/>
+        </w:rPr>
+        <w:t>Special cases, experimental observations, and conceptual traps designed to test deep understanding of Trigonometric Functions And Equations.</w:t>
+      </w:r>
+    </w:p>
+    <w:tbl>
+      <w:tblPr>
+        <w:tblW w:type="auto" w:w="0"/>
+        <w:jc w:val="center"/>
+        <w:tblLook w:firstColumn="1" w:firstRow="1" w:lastColumn="0" w:lastRow="0" w:noHBand="0" w:noVBand="1" w:val="04A0"/>
+      </w:tblPr>
+      <w:tblGrid>
+        <w:gridCol w:w="10080"/>
+      </w:tblGrid>
+      <w:tr>
+        <w:tc>
+          <w:tcPr>
+            <w:tcW w:type="dxa" w:w="10080"/>
+            <w:shd w:fill="FFF5F5"/>
+            <w:tcMar>
+              <w:top w:w="100" w:type="dxa"/>
+              <w:bottom w:w="100" w:type="dxa"/>
+              <w:left w:w="150" w:type="dxa"/>
+              <w:right w:w="150" w:type="dxa"/>
+            </w:tcMar>
+          </w:tcPr>
+          <w:p>
+            <w:r>
+              <w:rPr>
+                <w:b/>
+                <w:color w:val="C53030"/>
+                <w:sz w:val="19"/>
+              </w:rPr>
+              <w:t xml:space="preserve">⚠️ Common Trap / JEE Pitfall: </w:t>
+            </w:r>
+            <w:r>
+              <w:rPr>
+                <w:color w:val="2D3748"/>
+                <w:sz w:val="19"/>
+              </w:rPr>
+              <w:t>Read questions carefully for keywords like 'incorrect', 'not true', or non-standard conditions.</w:t>
+            </w:r>
+          </w:p>
+        </w:tc>
+      </w:tr>
+    </w:tbl>
+    <w:tbl>
+      <w:tblPr>
+        <w:tblW w:type="auto" w:w="0"/>
+        <w:jc w:val="center"/>
+        <w:tblLook w:firstColumn="1" w:firstRow="1" w:lastColumn="0" w:lastRow="0" w:noHBand="0" w:noVBand="1" w:val="04A0"/>
+      </w:tblPr>
+      <w:tblGrid>
+        <w:gridCol w:w="10080"/>
+      </w:tblGrid>
+      <w:tr>
+        <w:tc>
+          <w:tcPr>
+            <w:tcW w:type="dxa" w:w="10080"/>
+            <w:shd w:fill="F0FFF4"/>
+            <w:tcMar>
+              <w:top w:w="100" w:type="dxa"/>
+              <w:bottom w:w="100" w:type="dxa"/>
+              <w:left w:w="150" w:type="dxa"/>
+              <w:right w:w="150" w:type="dxa"/>
+            </w:tcMar>
+          </w:tcPr>
+          <w:p>
+            <w:r>
+              <w:rPr>
+                <w:b/>
+                <w:color w:val="276749"/>
+                <w:sz w:val="19"/>
+              </w:rPr>
+              <w:t xml:space="preserve">💡 Speed Hack / Trick: </w:t>
+            </w:r>
+            <w:r>
+              <w:rPr>
+                <w:color w:val="2D3748"/>
+                <w:sz w:val="19"/>
+              </w:rPr>
+              <w:t>Elimination of extreme or unphysical answer choices improves accuracy in assertion-reason and multiple-statement questions.</w:t>
+            </w:r>
+          </w:p>
+        </w:tc>
+      </w:tr>
+    </w:tbl>
+    <w:p>
+      <w:pPr>
+        <w:spacing w:before="120" w:after="40"/>
+      </w:pPr>
+      <w:r>
+        <w:rPr>
+          <w:b/>
+          <w:color w:val="1A365D"/>
+          <w:sz w:val="19"/>
+        </w:rPr>
+        <w:t>Source PYQs testing this concept:</w:t>
+      </w:r>
+    </w:p>
+    <w:p>
+      <w:pPr>
+        <w:pStyle w:val="ListBullet"/>
+        <w:spacing w:after="40"/>
+      </w:pPr>
+      <w:r>
+        <w:rPr>
+          <w:b/>
+          <w:sz w:val="18"/>
+        </w:rPr>
         <w:t xml:space="preserve">[2026 Morning Shift] Q#2 (MCQ): </w:t>
       </w:r>
       <w:r>
@@ -515,13 +1008,13 @@
           <w:b/>
           <w:sz w:val="18"/>
         </w:rPr>
-        <w:t xml:space="preserve">[2026 Morning Shift] Q#3 (MCQ): </w:t>
+        <w:t xml:space="preserve">[2025 Evening Shift] Q#2 (MCQ): </w:t>
       </w:r>
       <w:r>
         <w:rPr>
           <w:sz w:val="18"/>
         </w:rPr>
-        <w:t xml:space="preserve">"Let S=x ∈ [-π,π]:sinx(sinx+cosx)=a,a ∈ ℤ . Then n(S) is equal to:..."  </w:t>
+        <w:t xml:space="preserve">"The sum of all values of θ ∈ [0,2π] satisfying 2sin^2θ=cos2θ and 2cos^2θ=3sinθ is..."  </w:t>
       </w:r>
       <w:r>
         <w:rPr>
@@ -529,7 +1022,242 @@
           <w:color w:val="2B6CB0"/>
           <w:sz w:val="18"/>
         </w:rPr>
-        <w:t>[Ans: D]</w:t>
+        <w:t>[Ans: N/A]</w:t>
+      </w:r>
+    </w:p>
+    <w:p>
+      <w:pPr>
+        <w:pStyle w:val="ListBullet"/>
+        <w:spacing w:after="40"/>
+      </w:pPr>
+      <w:r>
+        <w:rPr>
+          <w:b/>
+          <w:sz w:val="18"/>
+        </w:rPr>
+        <w:t xml:space="preserve">[2024 Evening Shift] Q#2 (MCQ): </w:t>
+      </w:r>
+      <w:r>
+        <w:rPr>
+          <w:sz w:val="18"/>
+        </w:rPr>
+        <w:t xml:space="preserve">"The sum of the solutions x ∈ ℝ of the equation \frac3cos2x+cos^32xcos^6x-sin^6x=x^3-x^2+6 is..."  </w:t>
+      </w:r>
+      <w:r>
+        <w:rPr>
+          <w:b/>
+          <w:color w:val="2B6CB0"/>
+          <w:sz w:val="18"/>
+        </w:rPr>
+        <w:t>[Ans: N/A]</w:t>
+      </w:r>
+    </w:p>
+    <w:p>
+      <w:pPr>
+        <w:spacing w:after="120"/>
+      </w:pPr>
+    </w:p>
+    <w:p>
+      <w:pPr>
+        <w:pStyle w:val="Heading2"/>
+      </w:pPr>
+      <w:r>
+        <w:rPr>
+          <w:color w:val="2B6CB0"/>
+          <w:sz w:val="24"/>
+        </w:rPr>
+        <w:t>3.3 Trigonometric Functions And Equations — Core Principles &amp; Governing Laws (High Yield — 11 PYQs)</w:t>
+      </w:r>
+    </w:p>
+    <w:p>
+      <w:r>
+        <w:rPr>
+          <w:b/>
+          <w:sz w:val="20"/>
+        </w:rPr>
+        <w:t xml:space="preserve">Core Principle: </w:t>
+      </w:r>
+      <w:r>
+        <w:rPr>
+          <w:sz w:val="20"/>
+        </w:rPr>
+        <w:t>Fundamental definitions, core postulates, and governing physical/chemical relations in Trigonometric Functions And Equations.</w:t>
+      </w:r>
+    </w:p>
+    <w:tbl>
+      <w:tblPr>
+        <w:tblW w:type="auto" w:w="0"/>
+        <w:jc w:val="center"/>
+        <w:tblLook w:firstColumn="1" w:firstRow="1" w:lastColumn="0" w:lastRow="0" w:noHBand="0" w:noVBand="1" w:val="04A0"/>
+      </w:tblPr>
+      <w:tblGrid>
+        <w:gridCol w:w="10080"/>
+      </w:tblGrid>
+      <w:tr>
+        <w:tc>
+          <w:tcPr>
+            <w:tcW w:type="dxa" w:w="10080"/>
+            <w:shd w:fill="FFF5F5"/>
+            <w:tcMar>
+              <w:top w:w="100" w:type="dxa"/>
+              <w:bottom w:w="100" w:type="dxa"/>
+              <w:left w:w="150" w:type="dxa"/>
+              <w:right w:w="150" w:type="dxa"/>
+            </w:tcMar>
+          </w:tcPr>
+          <w:p>
+            <w:r>
+              <w:rPr>
+                <w:b/>
+                <w:color w:val="C53030"/>
+                <w:sz w:val="19"/>
+              </w:rPr>
+              <w:t xml:space="preserve">⚠️ Common Trap / JEE Pitfall: </w:t>
+            </w:r>
+            <w:r>
+              <w:rPr>
+                <w:color w:val="2D3748"/>
+                <w:sz w:val="19"/>
+              </w:rPr>
+              <w:t>Carefully verify units, standard reference states, and sign conventions in Trigonometric Functions And Equations.</w:t>
+            </w:r>
+          </w:p>
+        </w:tc>
+      </w:tr>
+    </w:tbl>
+    <w:tbl>
+      <w:tblPr>
+        <w:tblW w:type="auto" w:w="0"/>
+        <w:jc w:val="center"/>
+        <w:tblLook w:firstColumn="1" w:firstRow="1" w:lastColumn="0" w:lastRow="0" w:noHBand="0" w:noVBand="1" w:val="04A0"/>
+      </w:tblPr>
+      <w:tblGrid>
+        <w:gridCol w:w="10080"/>
+      </w:tblGrid>
+      <w:tr>
+        <w:tc>
+          <w:tcPr>
+            <w:tcW w:type="dxa" w:w="10080"/>
+            <w:shd w:fill="F0FFF4"/>
+            <w:tcMar>
+              <w:top w:w="100" w:type="dxa"/>
+              <w:bottom w:w="100" w:type="dxa"/>
+              <w:left w:w="150" w:type="dxa"/>
+              <w:right w:w="150" w:type="dxa"/>
+            </w:tcMar>
+          </w:tcPr>
+          <w:p>
+            <w:r>
+              <w:rPr>
+                <w:b/>
+                <w:color w:val="276749"/>
+                <w:sz w:val="19"/>
+              </w:rPr>
+              <w:t xml:space="preserve">💡 Speed Hack / Trick: </w:t>
+            </w:r>
+            <w:r>
+              <w:rPr>
+                <w:color w:val="2D3748"/>
+                <w:sz w:val="19"/>
+              </w:rPr>
+              <w:t>Focus on high-yield formulas and standard limiting approximations tested in Trigonometric Functions And Equations PYQs.</w:t>
+            </w:r>
+          </w:p>
+        </w:tc>
+      </w:tr>
+    </w:tbl>
+    <w:p>
+      <w:pPr>
+        <w:spacing w:before="120" w:after="40"/>
+      </w:pPr>
+      <w:r>
+        <w:rPr>
+          <w:b/>
+          <w:color w:val="1A365D"/>
+          <w:sz w:val="19"/>
+        </w:rPr>
+        <w:t>Source PYQs testing this concept:</w:t>
+      </w:r>
+    </w:p>
+    <w:p>
+      <w:pPr>
+        <w:pStyle w:val="ListBullet"/>
+        <w:spacing w:after="40"/>
+      </w:pPr>
+      <w:r>
+        <w:rPr>
+          <w:b/>
+          <w:sz w:val="18"/>
+        </w:rPr>
+        <w:t xml:space="preserve">[2025 Morning Shift] Q#3 (MCQ): </w:t>
+      </w:r>
+      <w:r>
+        <w:rPr>
+          <w:sz w:val="18"/>
+        </w:rPr>
+        <w:t xml:space="preserve">"The number of solutions of the equation2x+3tanx=π,x ∈ [-2π,2π]- ± (π / 2), ± (3π / 2)is:..."  </w:t>
+      </w:r>
+      <w:r>
+        <w:rPr>
+          <w:b/>
+          <w:color w:val="2B6CB0"/>
+          <w:sz w:val="18"/>
+        </w:rPr>
+        <w:t>[Ans: N/A]</w:t>
+      </w:r>
+    </w:p>
+    <w:p>
+      <w:pPr>
+        <w:pStyle w:val="ListBullet"/>
+        <w:spacing w:after="40"/>
+      </w:pPr>
+      <w:r>
+        <w:rPr>
+          <w:b/>
+          <w:sz w:val="18"/>
+        </w:rPr>
+        <w:t xml:space="preserve">[2024 Morning Shift] Q#3 (MCQ): </w:t>
+      </w:r>
+      <w:r>
+        <w:rPr>
+          <w:sz w:val="18"/>
+        </w:rPr>
+        <w:t xml:space="preserve">"Let |cosθ cos(60-θ)cos(60+θ)| ≤ (1 / 8),θε[0,2π] . Then, the sum of all θ ∈ [0,2π] , where $..."  </w:t>
+      </w:r>
+      <w:r>
+        <w:rPr>
+          <w:b/>
+          <w:color w:val="2B6CB0"/>
+          <w:sz w:val="18"/>
+        </w:rPr>
+        <w:t>[Ans: N/A]</w:t>
+      </w:r>
+    </w:p>
+    <w:p>
+      <w:pPr>
+        <w:pStyle w:val="ListBullet"/>
+        <w:spacing w:after="40"/>
+      </w:pPr>
+      <w:r>
+        <w:rPr>
+          <w:b/>
+          <w:sz w:val="18"/>
+        </w:rPr>
+        <w:t xml:space="preserve">[2023 Evening Shift] Q#3 (Numerical): </w:t>
+      </w:r>
+      <w:r>
+        <w:rPr>
+          <w:sz w:val="18"/>
+        </w:rPr>
+        <w:t xml:space="preserve">"Let S=θ ∈ [0,2π):tan(π cosθ)+tan(π sinθ)=0 . Then \undersetθ ∈ S∑sin^2(θ+(π / 4)) is..."  </w:t>
+      </w:r>
+      <w:r>
+        <w:rPr>
+          <w:b/>
+          <w:color w:val="2B6CB0"/>
+          <w:sz w:val="18"/>
+        </w:rPr>
+        <w:t>[Ans: 2]</w:t>
       </w:r>
     </w:p>
     <w:p>
@@ -660,6 +1388,248 @@
               <w:t>Solution Analysis:</w:t>
               <w:br/>
               <w:t>Given, cosθ+1=√(3)sinθ We have to find all θ ∈ (-2π,2π) satisfying this equation, and then calculate their sum. Rewrite the equation as 1+cosθ=√(3)sinθ Now use the standard identities: 1+cosθ=2cos^2(θ / 2) and sinθ=2sin(θ / 2)cos(θ / 2) Substituting these, 2cos^2(θ / 2)=√(3) · 2sin(θ / 2)cos(θ / 2) So, 2cos(θ / 2)(cos(θ / 2)-√(3)sin(θ / 2))=0 Hence, either Case 1: cos(θ / 2)=0 So, (θ / 2)=(π / 2)+nπ which gives θ=π+2nπ Now in the interval (-2π,2π) , the possible values are: θ=-π,π Case 2: cos(θ / 2)-√(3)sin(θ / 2)=0 So, cos(θ / 2)=√(3)sin(θ / 2) or tan(θ / 2)=\frac1√(3) Thus, (θ / 2)=(π / 6)+nπ So, θ=(π / 3)+2nπ Now in the interval (-2π,2π) , the possible values are: θ=-(5π / 3),(π / 3) Therefore, S=-π,π,-(5π / 3),(π / 3) Now sum these values: -π+π-(5π / 3)+(π / 3) =-(4π / 3) Hence, \undersetθ ∈ S∑θ=-(4π / 3) So the correct answer is: -(4π / 3) Option B</w:t>
+            </w:r>
+          </w:p>
+        </w:tc>
+      </w:tr>
+    </w:tbl>
+    <w:p>
+      <w:pPr>
+        <w:spacing w:after="120"/>
+      </w:pPr>
+    </w:p>
+    <w:p>
+      <w:pPr>
+        <w:spacing w:before="160" w:after="40"/>
+      </w:pPr>
+      <w:r>
+        <w:rPr>
+          <w:b/>
+          <w:color w:val="1A365D"/>
+          <w:sz w:val="22"/>
+        </w:rPr>
+        <w:t>Benchmark Problem 2: JEE Main 2026 (Online) 5th April Morning Shift (Q#2)</w:t>
+      </w:r>
+    </w:p>
+    <w:p>
+      <w:pPr>
+        <w:spacing w:after="80"/>
+      </w:pPr>
+      <w:r>
+        <w:rPr>
+          <w:sz w:val="20"/>
+        </w:rPr>
+        <w:t>The sum of all the integral values of p such that the equation 3sin^2x+12cosx-3=p,x ∈ ℝ , has at least one solution, is:</w:t>
+      </w:r>
+    </w:p>
+    <w:p>
+      <w:pPr>
+        <w:pStyle w:val="ListBullet"/>
+        <w:spacing w:after="20"/>
+      </w:pPr>
+      <w:r>
+        <w:rPr>
+          <w:sz w:val="19"/>
+        </w:rPr>
+        <w:t>(A) -54</w:t>
+      </w:r>
+    </w:p>
+    <w:p>
+      <w:pPr>
+        <w:pStyle w:val="ListBullet"/>
+        <w:spacing w:after="20"/>
+      </w:pPr>
+      <w:r>
+        <w:rPr>
+          <w:sz w:val="19"/>
+        </w:rPr>
+        <w:t>(B) -60</w:t>
+      </w:r>
+    </w:p>
+    <w:p>
+      <w:pPr>
+        <w:pStyle w:val="ListBullet"/>
+        <w:spacing w:after="20"/>
+      </w:pPr>
+      <w:r>
+        <w:rPr>
+          <w:sz w:val="19"/>
+        </w:rPr>
+        <w:t>(C) -75</w:t>
+      </w:r>
+    </w:p>
+    <w:p>
+      <w:pPr>
+        <w:pStyle w:val="ListBullet"/>
+        <w:spacing w:after="20"/>
+      </w:pPr>
+      <w:r>
+        <w:rPr>
+          <w:sz w:val="19"/>
+        </w:rPr>
+        <w:t>(D) -84</w:t>
+      </w:r>
+    </w:p>
+    <w:tbl>
+      <w:tblPr>
+        <w:tblW w:type="auto" w:w="0"/>
+        <w:jc w:val="center"/>
+        <w:tblLook w:firstColumn="1" w:firstRow="1" w:lastColumn="0" w:lastRow="0" w:noHBand="0" w:noVBand="1" w:val="04A0"/>
+      </w:tblPr>
+      <w:tblGrid>
+        <w:gridCol w:w="10080"/>
+      </w:tblGrid>
+      <w:tr>
+        <w:tc>
+          <w:tcPr>
+            <w:tcW w:type="dxa" w:w="10080"/>
+            <w:shd w:fill="F7FAFC"/>
+            <w:tcMar>
+              <w:top w:w="100" w:type="dxa"/>
+              <w:bottom w:w="100" w:type="dxa"/>
+              <w:left w:w="150" w:type="dxa"/>
+              <w:right w:w="150" w:type="dxa"/>
+            </w:tcMar>
+          </w:tcPr>
+          <w:p>
+            <w:r>
+              <w:rPr>
+                <w:b/>
+                <w:color w:val="1A365D"/>
+                <w:sz w:val="19"/>
+              </w:rPr>
+              <w:t>Correct Answer: None</w:t>
+              <w:br/>
+            </w:r>
+            <w:r>
+              <w:rPr>
+                <w:color w:val="2D3748"/>
+                <w:sz w:val="18"/>
+              </w:rPr>
+              <w:t>Solution Analysis:</w:t>
+              <w:br/>
+              <w:t>Given 3sin^2x+12cosx-3=p,x ∈ ℝ We need all integral values of p for which this equation has at least one real solution. Now use the identity sin^2x=1-cos^2x So, 3(1-cos^2x)+12cosx-3=p Simplifying, 3-3cos^2x+12cosx-3=p -3cos^2x+12cosx=p Let t=cosx Then -1 ≤ t ≤ 1 So we have p=-3t^2+12t Now we need the range of f(t)=-3t^2+12t,-1 ≤ t ≤ 1 This is a downward opening parabola. Find its values at the endpoints: f(-1)=-3(1)+12(-1)=-3-12=-15 f(1)=-3(1)+12(1)=-3+12=9 Also, f^'(t)=-6t+12 For -1 ≤ t ≤ 1 , we have -6t+12&gt;0 so f(t) is increasing on [-1,1] . Hence the range of p is -15 ≤ p ≤ 9 Therefore all integral values of p are -15,-14,-13,...,9 This is an AP with first term -15 , last term 9 . Number of terms: n=9-(-15)+1=25 Sum: S=(n / 2)(a+l)=(25 / 2)(-15+9)=(25 / 2)(-6)=-75 Hence, the required sum is -75 So, the correct option is: Option C</w:t>
+            </w:r>
+          </w:p>
+        </w:tc>
+      </w:tr>
+    </w:tbl>
+    <w:p>
+      <w:pPr>
+        <w:spacing w:after="120"/>
+      </w:pPr>
+    </w:p>
+    <w:p>
+      <w:pPr>
+        <w:spacing w:before="160" w:after="40"/>
+      </w:pPr>
+      <w:r>
+        <w:rPr>
+          <w:b/>
+          <w:color w:val="1A365D"/>
+          <w:sz w:val="22"/>
+        </w:rPr>
+        <w:t>Benchmark Problem 3: JEE Main 2025 (Online) 3rd April Morning Shift (Q#3)</w:t>
+      </w:r>
+    </w:p>
+    <w:p>
+      <w:pPr>
+        <w:spacing w:after="80"/>
+      </w:pPr>
+      <w:r>
+        <w:rPr>
+          <w:sz w:val="20"/>
+        </w:rPr>
+        <w:t>The number of solutions of the equation2x+3tanx=π,x ∈ [-2π,2π]- ± (π / 2), ± (3π / 2)is:</w:t>
+      </w:r>
+    </w:p>
+    <w:p>
+      <w:pPr>
+        <w:pStyle w:val="ListBullet"/>
+        <w:spacing w:after="20"/>
+      </w:pPr>
+      <w:r>
+        <w:rPr>
+          <w:sz w:val="19"/>
+        </w:rPr>
+        <w:t>(A) 4</w:t>
+      </w:r>
+    </w:p>
+    <w:p>
+      <w:pPr>
+        <w:pStyle w:val="ListBullet"/>
+        <w:spacing w:after="20"/>
+      </w:pPr>
+      <w:r>
+        <w:rPr>
+          <w:sz w:val="19"/>
+        </w:rPr>
+        <w:t>(B) 5</w:t>
+      </w:r>
+    </w:p>
+    <w:p>
+      <w:pPr>
+        <w:pStyle w:val="ListBullet"/>
+        <w:spacing w:after="20"/>
+      </w:pPr>
+      <w:r>
+        <w:rPr>
+          <w:sz w:val="19"/>
+        </w:rPr>
+        <w:t>(C) 3</w:t>
+      </w:r>
+    </w:p>
+    <w:p>
+      <w:pPr>
+        <w:pStyle w:val="ListBullet"/>
+        <w:spacing w:after="20"/>
+      </w:pPr>
+      <w:r>
+        <w:rPr>
+          <w:sz w:val="19"/>
+        </w:rPr>
+        <w:t>(D) 6</w:t>
+      </w:r>
+    </w:p>
+    <w:tbl>
+      <w:tblPr>
+        <w:tblW w:type="auto" w:w="0"/>
+        <w:jc w:val="center"/>
+        <w:tblLook w:firstColumn="1" w:firstRow="1" w:lastColumn="0" w:lastRow="0" w:noHBand="0" w:noVBand="1" w:val="04A0"/>
+      </w:tblPr>
+      <w:tblGrid>
+        <w:gridCol w:w="10080"/>
+      </w:tblGrid>
+      <w:tr>
+        <w:tc>
+          <w:tcPr>
+            <w:tcW w:type="dxa" w:w="10080"/>
+            <w:shd w:fill="F7FAFC"/>
+            <w:tcMar>
+              <w:top w:w="100" w:type="dxa"/>
+              <w:bottom w:w="100" w:type="dxa"/>
+              <w:left w:w="150" w:type="dxa"/>
+              <w:right w:w="150" w:type="dxa"/>
+            </w:tcMar>
+          </w:tcPr>
+          <w:p>
+            <w:r>
+              <w:rPr>
+                <w:b/>
+                <w:color w:val="1A365D"/>
+                <w:sz w:val="19"/>
+              </w:rPr>
+              <w:t>Correct Answer: None</w:t>
+              <w:br/>
+            </w:r>
+            <w:r>
+              <w:rPr>
+                <w:color w:val="2D3748"/>
+                <w:sz w:val="18"/>
+              </w:rPr>
+              <w:t>Solution Analysis:</w:t>
+              <w:br/>
+              <w:t>2x+3tanx=π ⇒ tanx=(π-2x / 3),x ∈ [-2π,2π]- ± (π / 2), ± (3π / 2) 5 solutions</w:t>
             </w:r>
           </w:p>
         </w:tc>

--- a/data/exports/trigonometric-functions-and-equations_revision_notes.docx
+++ b/data/exports/trigonometric-functions-and-equations_revision_notes.docx
@@ -189,7 +189,7 @@
                 <w:color w:val="2D3748"/>
                 <w:sz w:val="19"/>
               </w:rPr>
-              <w:t>Trigonometric Functions And Equations — Standard Calculations &amp; Problem Archetypes</w:t>
+              <w:t>Trigonometric Functions And Equations — Core Principles &amp; Governing Laws</w:t>
             </w:r>
           </w:p>
         </w:tc>
@@ -209,7 +209,7 @@
               <w:rPr>
                 <w:sz w:val="19"/>
               </w:rPr>
-              <w:t>33 PYQs</w:t>
+              <w:t>48 PYQs</w:t>
             </w:r>
           </w:p>
         </w:tc>
@@ -217,6 +217,93 @@
           <w:tcPr>
             <w:tcW w:type="dxa" w:w="1872"/>
             <w:shd w:fill="F7FAFC"/>
+            <w:tcMar>
+              <w:top w:w="80" w:type="dxa"/>
+              <w:bottom w:w="80" w:type="dxa"/>
+              <w:left w:w="150" w:type="dxa"/>
+              <w:right w:w="150" w:type="dxa"/>
+            </w:tcMar>
+          </w:tcPr>
+          <w:p>
+            <w:r>
+              <w:rPr>
+                <w:color w:val="718096"/>
+                <w:sz w:val="19"/>
+              </w:rPr>
+              <w:t>Core Principle</w:t>
+            </w:r>
+          </w:p>
+        </w:tc>
+      </w:tr>
+      <w:tr>
+        <w:tc>
+          <w:tcPr>
+            <w:tcW w:type="dxa" w:w="2160"/>
+            <w:shd w:fill="FFFFFF"/>
+            <w:tcMar>
+              <w:top w:w="80" w:type="dxa"/>
+              <w:bottom w:w="80" w:type="dxa"/>
+              <w:left w:w="150" w:type="dxa"/>
+              <w:right w:w="150" w:type="dxa"/>
+            </w:tcMar>
+          </w:tcPr>
+          <w:p>
+            <w:r>
+              <w:rPr>
+                <w:b/>
+                <w:color w:val="2B6CB0"/>
+                <w:sz w:val="19"/>
+              </w:rPr>
+              <w:t>High</w:t>
+            </w:r>
+          </w:p>
+        </w:tc>
+        <w:tc>
+          <w:tcPr>
+            <w:tcW w:type="dxa" w:w="4320"/>
+            <w:shd w:fill="FFFFFF"/>
+            <w:tcMar>
+              <w:top w:w="80" w:type="dxa"/>
+              <w:bottom w:w="80" w:type="dxa"/>
+              <w:left w:w="150" w:type="dxa"/>
+              <w:right w:w="150" w:type="dxa"/>
+            </w:tcMar>
+          </w:tcPr>
+          <w:p>
+            <w:r>
+              <w:rPr>
+                <w:b/>
+                <w:color w:val="2D3748"/>
+                <w:sz w:val="19"/>
+              </w:rPr>
+              <w:t>Trigonometric Functions And Equations — Standard Calculations &amp; Problem Archetypes</w:t>
+            </w:r>
+          </w:p>
+        </w:tc>
+        <w:tc>
+          <w:tcPr>
+            <w:tcW w:type="dxa" w:w="1728"/>
+            <w:shd w:fill="FFFFFF"/>
+            <w:tcMar>
+              <w:top w:w="80" w:type="dxa"/>
+              <w:bottom w:w="80" w:type="dxa"/>
+              <w:left w:w="150" w:type="dxa"/>
+              <w:right w:w="150" w:type="dxa"/>
+            </w:tcMar>
+          </w:tcPr>
+          <w:p>
+            <w:r>
+              <w:rPr>
+                <w:sz w:val="19"/>
+              </w:rPr>
+              <w:t>11 PYQs</w:t>
+            </w:r>
+          </w:p>
+        </w:tc>
+        <w:tc>
+          <w:tcPr>
+            <w:tcW w:type="dxa" w:w="1872"/>
+            <w:shd w:fill="FFFFFF"/>
             <w:tcMar>
               <w:top w:w="80" w:type="dxa"/>
               <w:bottom w:w="80" w:type="dxa"/>
@@ -239,7 +326,7 @@
         <w:tc>
           <w:tcPr>
             <w:tcW w:type="dxa" w:w="2160"/>
-            <w:shd w:fill="FFFFFF"/>
+            <w:shd w:fill="F7FAFC"/>
             <w:tcMar>
               <w:top w:w="80" w:type="dxa"/>
               <w:bottom w:w="80" w:type="dxa"/>
@@ -251,17 +338,17 @@
             <w:r>
               <w:rPr>
                 <w:b/>
-                <w:color w:val="C53030"/>
+                <w:color w:val="718096"/>
                 <w:sz w:val="19"/>
               </w:rPr>
-              <w:t>Very High</w:t>
+              <w:t>Standard</w:t>
             </w:r>
           </w:p>
         </w:tc>
         <w:tc>
           <w:tcPr>
             <w:tcW w:type="dxa" w:w="4320"/>
-            <w:shd w:fill="FFFFFF"/>
+            <w:shd w:fill="F7FAFC"/>
             <w:tcMar>
               <w:top w:w="80" w:type="dxa"/>
               <w:bottom w:w="80" w:type="dxa"/>
@@ -283,93 +370,6 @@
         <w:tc>
           <w:tcPr>
             <w:tcW w:type="dxa" w:w="1728"/>
-            <w:shd w:fill="FFFFFF"/>
-            <w:tcMar>
-              <w:top w:w="80" w:type="dxa"/>
-              <w:bottom w:w="80" w:type="dxa"/>
-              <w:left w:w="150" w:type="dxa"/>
-              <w:right w:w="150" w:type="dxa"/>
-            </w:tcMar>
-          </w:tcPr>
-          <w:p>
-            <w:r>
-              <w:rPr>
-                <w:sz w:val="19"/>
-              </w:rPr>
-              <w:t>15 PYQs</w:t>
-            </w:r>
-          </w:p>
-        </w:tc>
-        <w:tc>
-          <w:tcPr>
-            <w:tcW w:type="dxa" w:w="1872"/>
-            <w:shd w:fill="FFFFFF"/>
-            <w:tcMar>
-              <w:top w:w="80" w:type="dxa"/>
-              <w:bottom w:w="80" w:type="dxa"/>
-              <w:left w:w="150" w:type="dxa"/>
-              <w:right w:w="150" w:type="dxa"/>
-            </w:tcMar>
-          </w:tcPr>
-          <w:p>
-            <w:r>
-              <w:rPr>
-                <w:color w:val="718096"/>
-                <w:sz w:val="19"/>
-              </w:rPr>
-              <w:t>Applied Topics</w:t>
-            </w:r>
-          </w:p>
-        </w:tc>
-      </w:tr>
-      <w:tr>
-        <w:tc>
-          <w:tcPr>
-            <w:tcW w:type="dxa" w:w="2160"/>
-            <w:shd w:fill="F7FAFC"/>
-            <w:tcMar>
-              <w:top w:w="80" w:type="dxa"/>
-              <w:bottom w:w="80" w:type="dxa"/>
-              <w:left w:w="150" w:type="dxa"/>
-              <w:right w:w="150" w:type="dxa"/>
-            </w:tcMar>
-          </w:tcPr>
-          <w:p>
-            <w:r>
-              <w:rPr>
-                <w:b/>
-                <w:color w:val="2B6CB0"/>
-                <w:sz w:val="19"/>
-              </w:rPr>
-              <w:t>High</w:t>
-            </w:r>
-          </w:p>
-        </w:tc>
-        <w:tc>
-          <w:tcPr>
-            <w:tcW w:type="dxa" w:w="4320"/>
-            <w:shd w:fill="F7FAFC"/>
-            <w:tcMar>
-              <w:top w:w="80" w:type="dxa"/>
-              <w:bottom w:w="80" w:type="dxa"/>
-              <w:left w:w="150" w:type="dxa"/>
-              <w:right w:w="150" w:type="dxa"/>
-            </w:tcMar>
-          </w:tcPr>
-          <w:p>
-            <w:r>
-              <w:rPr>
-                <w:b/>
-                <w:color w:val="2D3748"/>
-                <w:sz w:val="19"/>
-              </w:rPr>
-              <w:t>Trigonometric Functions And Equations — Core Principles &amp; Governing Laws</w:t>
-            </w:r>
-          </w:p>
-        </w:tc>
-        <w:tc>
-          <w:tcPr>
-            <w:tcW w:type="dxa" w:w="1728"/>
             <w:shd w:fill="F7FAFC"/>
             <w:tcMar>
               <w:top w:w="80" w:type="dxa"/>
@@ -383,7 +383,7 @@
               <w:rPr>
                 <w:sz w:val="19"/>
               </w:rPr>
-              <w:t>11 PYQs</w:t>
+              <w:t>0 PYQs</w:t>
             </w:r>
           </w:p>
         </w:tc>
@@ -404,7 +404,7 @@
                 <w:color w:val="718096"/>
                 <w:sz w:val="19"/>
               </w:rPr>
-              <w:t>Core Principle</w:t>
+              <w:t>Applied Topics</w:t>
             </w:r>
           </w:p>
         </w:tc>
@@ -504,7 +504,7 @@
                 <w:color w:val="1A365D"/>
                 <w:sz w:val="19"/>
               </w:rPr>
-              <w:t>Trigonometric Functions And Equations — Standard Calculations &amp; Problem Archetypes</w:t>
+              <w:t>Trigonometric Functions And Equations — Core Principles &amp; Governing Laws</w:t>
             </w:r>
           </w:p>
         </w:tc>
@@ -526,7 +526,7 @@
                 <w:color w:val="2D3748"/>
                 <w:sz w:val="19"/>
               </w:rPr>
-              <w:t>S={\theta \in [-4\pi,4\pi]:3cos^{2}2\theta+6cos2\theta-10cos^{2}\theta+5=0}, \quad n(S)=5, \quad (-\frac{\pi}{6})</w:t>
+              <w:t>4 sin 3 x = 1, \quad \frac{cosx}{1+sinx}=|tan2x|, \quad x \in [0,\frac{\pi}{2}]</w:t>
             </w:r>
           </w:p>
         </w:tc>
@@ -550,7 +550,7 @@
                 <w:color w:val="1A365D"/>
                 <w:sz w:val="19"/>
               </w:rPr>
-              <w:t>Trigonometric Functions And Equations — Applied Cases, Reactions &amp; Traps</w:t>
+              <w:t>Trigonometric Functions And Equations — Standard Calculations &amp; Problem Archetypes</w:t>
             </w:r>
           </w:p>
         </w:tc>
@@ -572,53 +572,7 @@
                 <w:color w:val="2D3748"/>
                 <w:sz w:val="19"/>
               </w:rPr>
-              <w:t>2sin^{2}\theta-cos2\theta=0, \quad \frac{3}{4}, \quad 2\theta-cos^{2}\theta+\sqrt{2}=0</w:t>
-            </w:r>
-          </w:p>
-        </w:tc>
-      </w:tr>
-      <w:tr>
-        <w:tc>
-          <w:tcPr>
-            <w:tcW w:type="dxa" w:w="3600"/>
-            <w:shd w:fill="F7FAFC"/>
-            <w:tcMar>
-              <w:top w:w="100" w:type="dxa"/>
-              <w:bottom w:w="100" w:type="dxa"/>
-              <w:left w:w="150" w:type="dxa"/>
-              <w:right w:w="150" w:type="dxa"/>
-            </w:tcMar>
-          </w:tcPr>
-          <w:p>
-            <w:r>
-              <w:rPr>
-                <w:b/>
-                <w:color w:val="1A365D"/>
-                <w:sz w:val="19"/>
-              </w:rPr>
-              <w:t>Trigonometric Functions And Equations — Core Principles &amp; Governing Laws</w:t>
-            </w:r>
-          </w:p>
-        </w:tc>
-        <w:tc>
-          <w:tcPr>
-            <w:tcW w:type="dxa" w:w="6480"/>
-            <w:shd w:fill="F7FAFC"/>
-            <w:tcMar>
-              <w:top w:w="100" w:type="dxa"/>
-              <w:bottom w:w="100" w:type="dxa"/>
-              <w:left w:w="150" w:type="dxa"/>
-              <w:right w:w="150" w:type="dxa"/>
-            </w:tcMar>
-          </w:tcPr>
-          <w:p>
-            <w:r>
-              <w:rPr>
-                <w:rFonts w:ascii="Cambria Math" w:hAnsi="Cambria Math"/>
-                <w:color w:val="2D3748"/>
-                <w:sz w:val="19"/>
-              </w:rPr>
-              <w:t>14cosec^{2}x-2sin^{2}x=21-4cos^{2}x, \quad \frac{\pi}{2}, \quad S={\theta \in [0,2\pi):tan(\pi cos\theta)+tan(\pi sin\theta)=0}</w:t>
+              <w:t>[-\frac{\pi}{2},\frac{\pi}{2}], \quad \sqrt{3}cosec^{2}\theta-2(\sqrt{3}-1)cosec\theta-4=0, \quad S={x \in [-\pi,\pi]:sinx(sinx+cosx)=a,a \in ℤ}.</w:t>
             </w:r>
           </w:p>
         </w:tc>
@@ -650,7 +604,215 @@
           <w:color w:val="2B6CB0"/>
           <w:sz w:val="24"/>
         </w:rPr>
-        <w:t>3.1 Trigonometric Functions And Equations — Standard Calculations &amp; Problem Archetypes (Very High Yield — 33 PYQs)</w:t>
+        <w:t>3.1 Trigonometric Functions And Equations — Core Principles &amp; Governing Laws (Very High Yield — 48 PYQs)</w:t>
+      </w:r>
+    </w:p>
+    <w:p>
+      <w:r>
+        <w:rPr>
+          <w:b/>
+          <w:sz w:val="20"/>
+        </w:rPr>
+        <w:t xml:space="preserve">Core Principle: </w:t>
+      </w:r>
+      <w:r>
+        <w:rPr>
+          <w:sz w:val="20"/>
+        </w:rPr>
+        <w:t>Fundamental definitions, core postulates, and governing physical/chemical relations in Trigonometric Functions And Equations.</w:t>
+      </w:r>
+    </w:p>
+    <w:tbl>
+      <w:tblPr>
+        <w:tblW w:type="auto" w:w="0"/>
+        <w:jc w:val="center"/>
+        <w:tblLook w:firstColumn="1" w:firstRow="1" w:lastColumn="0" w:lastRow="0" w:noHBand="0" w:noVBand="1" w:val="04A0"/>
+      </w:tblPr>
+      <w:tblGrid>
+        <w:gridCol w:w="10080"/>
+      </w:tblGrid>
+      <w:tr>
+        <w:tc>
+          <w:tcPr>
+            <w:tcW w:type="dxa" w:w="10080"/>
+            <w:shd w:fill="FFF5F5"/>
+            <w:tcMar>
+              <w:top w:w="100" w:type="dxa"/>
+              <w:bottom w:w="100" w:type="dxa"/>
+              <w:left w:w="150" w:type="dxa"/>
+              <w:right w:w="150" w:type="dxa"/>
+            </w:tcMar>
+          </w:tcPr>
+          <w:p>
+            <w:r>
+              <w:rPr>
+                <w:b/>
+                <w:color w:val="C53030"/>
+                <w:sz w:val="19"/>
+              </w:rPr>
+              <w:t xml:space="preserve">⚠️ Common Trap / JEE Pitfall: </w:t>
+            </w:r>
+            <w:r>
+              <w:rPr>
+                <w:color w:val="2D3748"/>
+                <w:sz w:val="19"/>
+              </w:rPr>
+              <w:t>Carefully verify units, standard reference states, and sign conventions in Trigonometric Functions And Equations.</w:t>
+            </w:r>
+          </w:p>
+        </w:tc>
+      </w:tr>
+    </w:tbl>
+    <w:tbl>
+      <w:tblPr>
+        <w:tblW w:type="auto" w:w="0"/>
+        <w:jc w:val="center"/>
+        <w:tblLook w:firstColumn="1" w:firstRow="1" w:lastColumn="0" w:lastRow="0" w:noHBand="0" w:noVBand="1" w:val="04A0"/>
+      </w:tblPr>
+      <w:tblGrid>
+        <w:gridCol w:w="10080"/>
+      </w:tblGrid>
+      <w:tr>
+        <w:tc>
+          <w:tcPr>
+            <w:tcW w:type="dxa" w:w="10080"/>
+            <w:shd w:fill="F0FFF4"/>
+            <w:tcMar>
+              <w:top w:w="100" w:type="dxa"/>
+              <w:bottom w:w="100" w:type="dxa"/>
+              <w:left w:w="150" w:type="dxa"/>
+              <w:right w:w="150" w:type="dxa"/>
+            </w:tcMar>
+          </w:tcPr>
+          <w:p>
+            <w:r>
+              <w:rPr>
+                <w:b/>
+                <w:color w:val="276749"/>
+                <w:sz w:val="19"/>
+              </w:rPr>
+              <w:t xml:space="preserve">💡 Speed Hack / Trick: </w:t>
+            </w:r>
+            <w:r>
+              <w:rPr>
+                <w:color w:val="2D3748"/>
+                <w:sz w:val="19"/>
+              </w:rPr>
+              <w:t>Focus on high-yield formulas and standard limiting approximations tested in Trigonometric Functions And Equations PYQs.</w:t>
+            </w:r>
+          </w:p>
+        </w:tc>
+      </w:tr>
+    </w:tbl>
+    <w:p>
+      <w:pPr>
+        <w:spacing w:before="120" w:after="40"/>
+      </w:pPr>
+      <w:r>
+        <w:rPr>
+          <w:b/>
+          <w:color w:val="1A365D"/>
+          <w:sz w:val="19"/>
+        </w:rPr>
+        <w:t>Source PYQs testing this concept:</w:t>
+      </w:r>
+    </w:p>
+    <w:p>
+      <w:pPr>
+        <w:pStyle w:val="ListBullet"/>
+        <w:spacing w:after="40"/>
+      </w:pPr>
+      <w:r>
+        <w:rPr>
+          <w:b/>
+          <w:sz w:val="18"/>
+        </w:rPr>
+        <w:t xml:space="preserve">[2026 Morning Shift] Q#2 (MCQ): </w:t>
+      </w:r>
+      <w:r>
+        <w:rPr>
+          <w:sz w:val="18"/>
+        </w:rPr>
+        <w:t xml:space="preserve">"The sum of all the integral values of p such that the equation 3sin^2x+12cosx-3=p,x ∈ ℝ , has at least one solution, is:..."  </w:t>
+      </w:r>
+      <w:r>
+        <w:rPr>
+          <w:b/>
+          <w:color w:val="2B6CB0"/>
+          <w:sz w:val="18"/>
+        </w:rPr>
+        <w:t>[Ans: N/A]</w:t>
+      </w:r>
+    </w:p>
+    <w:p>
+      <w:pPr>
+        <w:pStyle w:val="ListBullet"/>
+        <w:spacing w:after="40"/>
+      </w:pPr>
+      <w:r>
+        <w:rPr>
+          <w:b/>
+          <w:sz w:val="18"/>
+        </w:rPr>
+        <w:t xml:space="preserve">[2026 Morning Shift] Q#4 (MCQ): </w:t>
+      </w:r>
+      <w:r>
+        <w:rPr>
+          <w:sz w:val="18"/>
+        </w:rPr>
+        <w:t xml:space="preserve">"Number of solutions of √(3)cos2θ+8cosθ+3√(3)=0,θ ∈ [-3π,2π] is :..."  </w:t>
+      </w:r>
+      <w:r>
+        <w:rPr>
+          <w:b/>
+          <w:color w:val="2B6CB0"/>
+          <w:sz w:val="18"/>
+        </w:rPr>
+        <w:t>[Ans: N/A]</w:t>
+      </w:r>
+    </w:p>
+    <w:p>
+      <w:pPr>
+        <w:pStyle w:val="ListBullet"/>
+        <w:spacing w:after="40"/>
+      </w:pPr>
+      <w:r>
+        <w:rPr>
+          <w:b/>
+          <w:sz w:val="18"/>
+        </w:rPr>
+        <w:t xml:space="preserve">[2025 Morning Shift] Q#1 (MCQ): </w:t>
+      </w:r>
+      <w:r>
+        <w:rPr>
+          <w:sz w:val="18"/>
+        </w:rPr>
+        <w:t xml:space="preserve">"If θ ∈ [-2π,2π] , then the number of solutions of 2√(2)cos^2θ+(2-√(6))cosθ-√(3)=0 , is equal to:..."  </w:t>
+      </w:r>
+      <w:r>
+        <w:rPr>
+          <w:b/>
+          <w:color w:val="2B6CB0"/>
+          <w:sz w:val="18"/>
+        </w:rPr>
+        <w:t>[Ans: N/A]</w:t>
+      </w:r>
+    </w:p>
+    <w:p>
+      <w:pPr>
+        <w:spacing w:after="120"/>
+      </w:pPr>
+    </w:p>
+    <w:p>
+      <w:pPr>
+        <w:pStyle w:val="Heading2"/>
+      </w:pPr>
+      <w:r>
+        <w:rPr>
+          <w:color w:val="2B6CB0"/>
+          <w:sz w:val="24"/>
+        </w:rPr>
+        <w:t>3.2 Trigonometric Functions And Equations — Standard Calculations &amp; Problem Archetypes (High Yield — 11 PYQs)</w:t>
       </w:r>
     </w:p>
     <w:p>
@@ -827,13 +989,13 @@
           <w:b/>
           <w:sz w:val="18"/>
         </w:rPr>
-        <w:t xml:space="preserve">[2026 Morning Shift] Q#4 (MCQ): </w:t>
+        <w:t xml:space="preserve">[2025 Evening Shift] Q#1 (MCQ): </w:t>
       </w:r>
       <w:r>
         <w:rPr>
           <w:sz w:val="18"/>
         </w:rPr>
-        <w:t xml:space="preserve">"Number of solutions of √(3)cos2θ+8cosθ+3√(3)=0,θ ∈ [-3π,2π] is :..."  </w:t>
+        <w:t xml:space="preserve">"The number of solutions of the equation cos2θ cos(θ / 2)+cos(5θ / 2)=2cos^3(5θ / 2) in $[-\frac{\pi}{2},..."  </w:t>
       </w:r>
       <w:r>
         <w:rPr>
@@ -858,7 +1020,7 @@
           <w:color w:val="2B6CB0"/>
           <w:sz w:val="24"/>
         </w:rPr>
-        <w:t>3.2 Trigonometric Functions And Equations — Applied Cases, Reactions &amp; Traps (Very High Yield — 15 PYQs)</w:t>
+        <w:t>3.3 Trigonometric Functions And Equations — Applied Cases, Reactions &amp; Traps (Standard Yield — 0 PYQs)</w:t>
       </w:r>
     </w:p>
     <w:p>
@@ -981,13 +1143,13 @@
           <w:b/>
           <w:sz w:val="18"/>
         </w:rPr>
-        <w:t xml:space="preserve">[2026 Morning Shift] Q#2 (MCQ): </w:t>
+        <w:t xml:space="preserve">[2026 Morning Shift] Q#1 (MCQ): </w:t>
       </w:r>
       <w:r>
         <w:rPr>
           <w:sz w:val="18"/>
         </w:rPr>
-        <w:t xml:space="preserve">"The sum of all the integral values of p such that the equation 3sin^2x+12cosx-3=p,x ∈ ℝ , has at least one solution, is:..."  </w:t>
+        <w:t xml:space="preserve">"Let S=θ ∈ (-2π,2π):cosθ+1=√(3)sinθ . Then \undersetθ ∈ S∑θ is equal to :..."  </w:t>
       </w:r>
       <w:r>
         <w:rPr>
@@ -1008,13 +1170,13 @@
           <w:b/>
           <w:sz w:val="18"/>
         </w:rPr>
-        <w:t xml:space="preserve">[2025 Evening Shift] Q#2 (MCQ): </w:t>
+        <w:t xml:space="preserve">[2026 Morning Shift] Q#2 (MCQ): </w:t>
       </w:r>
       <w:r>
         <w:rPr>
           <w:sz w:val="18"/>
         </w:rPr>
-        <w:t xml:space="preserve">"The sum of all values of θ ∈ [0,2π] satisfying 2sin^2θ=cos2θ and 2cos^2θ=3sinθ is..."  </w:t>
+        <w:t xml:space="preserve">"The sum of all the integral values of p such that the equation 3sin^2x+12cosx-3=p,x ∈ ℝ , has at least one solution, is:..."  </w:t>
       </w:r>
       <w:r>
         <w:rPr>
@@ -1023,241 +1185,6 @@
           <w:sz w:val="18"/>
         </w:rPr>
         <w:t>[Ans: N/A]</w:t>
-      </w:r>
-    </w:p>
-    <w:p>
-      <w:pPr>
-        <w:pStyle w:val="ListBullet"/>
-        <w:spacing w:after="40"/>
-      </w:pPr>
-      <w:r>
-        <w:rPr>
-          <w:b/>
-          <w:sz w:val="18"/>
-        </w:rPr>
-        <w:t xml:space="preserve">[2024 Evening Shift] Q#2 (MCQ): </w:t>
-      </w:r>
-      <w:r>
-        <w:rPr>
-          <w:sz w:val="18"/>
-        </w:rPr>
-        <w:t xml:space="preserve">"The sum of the solutions x ∈ ℝ of the equation \frac3cos2x+cos^32xcos^6x-sin^6x=x^3-x^2+6 is..."  </w:t>
-      </w:r>
-      <w:r>
-        <w:rPr>
-          <w:b/>
-          <w:color w:val="2B6CB0"/>
-          <w:sz w:val="18"/>
-        </w:rPr>
-        <w:t>[Ans: N/A]</w:t>
-      </w:r>
-    </w:p>
-    <w:p>
-      <w:pPr>
-        <w:spacing w:after="120"/>
-      </w:pPr>
-    </w:p>
-    <w:p>
-      <w:pPr>
-        <w:pStyle w:val="Heading2"/>
-      </w:pPr>
-      <w:r>
-        <w:rPr>
-          <w:color w:val="2B6CB0"/>
-          <w:sz w:val="24"/>
-        </w:rPr>
-        <w:t>3.3 Trigonometric Functions And Equations — Core Principles &amp; Governing Laws (High Yield — 11 PYQs)</w:t>
-      </w:r>
-    </w:p>
-    <w:p>
-      <w:r>
-        <w:rPr>
-          <w:b/>
-          <w:sz w:val="20"/>
-        </w:rPr>
-        <w:t xml:space="preserve">Core Principle: </w:t>
-      </w:r>
-      <w:r>
-        <w:rPr>
-          <w:sz w:val="20"/>
-        </w:rPr>
-        <w:t>Fundamental definitions, core postulates, and governing physical/chemical relations in Trigonometric Functions And Equations.</w:t>
-      </w:r>
-    </w:p>
-    <w:tbl>
-      <w:tblPr>
-        <w:tblW w:type="auto" w:w="0"/>
-        <w:jc w:val="center"/>
-        <w:tblLook w:firstColumn="1" w:firstRow="1" w:lastColumn="0" w:lastRow="0" w:noHBand="0" w:noVBand="1" w:val="04A0"/>
-      </w:tblPr>
-      <w:tblGrid>
-        <w:gridCol w:w="10080"/>
-      </w:tblGrid>
-      <w:tr>
-        <w:tc>
-          <w:tcPr>
-            <w:tcW w:type="dxa" w:w="10080"/>
-            <w:shd w:fill="FFF5F5"/>
-            <w:tcMar>
-              <w:top w:w="100" w:type="dxa"/>
-              <w:bottom w:w="100" w:type="dxa"/>
-              <w:left w:w="150" w:type="dxa"/>
-              <w:right w:w="150" w:type="dxa"/>
-            </w:tcMar>
-          </w:tcPr>
-          <w:p>
-            <w:r>
-              <w:rPr>
-                <w:b/>
-                <w:color w:val="C53030"/>
-                <w:sz w:val="19"/>
-              </w:rPr>
-              <w:t xml:space="preserve">⚠️ Common Trap / JEE Pitfall: </w:t>
-            </w:r>
-            <w:r>
-              <w:rPr>
-                <w:color w:val="2D3748"/>
-                <w:sz w:val="19"/>
-              </w:rPr>
-              <w:t>Carefully verify units, standard reference states, and sign conventions in Trigonometric Functions And Equations.</w:t>
-            </w:r>
-          </w:p>
-        </w:tc>
-      </w:tr>
-    </w:tbl>
-    <w:tbl>
-      <w:tblPr>
-        <w:tblW w:type="auto" w:w="0"/>
-        <w:jc w:val="center"/>
-        <w:tblLook w:firstColumn="1" w:firstRow="1" w:lastColumn="0" w:lastRow="0" w:noHBand="0" w:noVBand="1" w:val="04A0"/>
-      </w:tblPr>
-      <w:tblGrid>
-        <w:gridCol w:w="10080"/>
-      </w:tblGrid>
-      <w:tr>
-        <w:tc>
-          <w:tcPr>
-            <w:tcW w:type="dxa" w:w="10080"/>
-            <w:shd w:fill="F0FFF4"/>
-            <w:tcMar>
-              <w:top w:w="100" w:type="dxa"/>
-              <w:bottom w:w="100" w:type="dxa"/>
-              <w:left w:w="150" w:type="dxa"/>
-              <w:right w:w="150" w:type="dxa"/>
-            </w:tcMar>
-          </w:tcPr>
-          <w:p>
-            <w:r>
-              <w:rPr>
-                <w:b/>
-                <w:color w:val="276749"/>
-                <w:sz w:val="19"/>
-              </w:rPr>
-              <w:t xml:space="preserve">💡 Speed Hack / Trick: </w:t>
-            </w:r>
-            <w:r>
-              <w:rPr>
-                <w:color w:val="2D3748"/>
-                <w:sz w:val="19"/>
-              </w:rPr>
-              <w:t>Focus on high-yield formulas and standard limiting approximations tested in Trigonometric Functions And Equations PYQs.</w:t>
-            </w:r>
-          </w:p>
-        </w:tc>
-      </w:tr>
-    </w:tbl>
-    <w:p>
-      <w:pPr>
-        <w:spacing w:before="120" w:after="40"/>
-      </w:pPr>
-      <w:r>
-        <w:rPr>
-          <w:b/>
-          <w:color w:val="1A365D"/>
-          <w:sz w:val="19"/>
-        </w:rPr>
-        <w:t>Source PYQs testing this concept:</w:t>
-      </w:r>
-    </w:p>
-    <w:p>
-      <w:pPr>
-        <w:pStyle w:val="ListBullet"/>
-        <w:spacing w:after="40"/>
-      </w:pPr>
-      <w:r>
-        <w:rPr>
-          <w:b/>
-          <w:sz w:val="18"/>
-        </w:rPr>
-        <w:t xml:space="preserve">[2025 Morning Shift] Q#3 (MCQ): </w:t>
-      </w:r>
-      <w:r>
-        <w:rPr>
-          <w:sz w:val="18"/>
-        </w:rPr>
-        <w:t xml:space="preserve">"The number of solutions of the equation2x+3tanx=π,x ∈ [-2π,2π]- ± (π / 2), ± (3π / 2)is:..."  </w:t>
-      </w:r>
-      <w:r>
-        <w:rPr>
-          <w:b/>
-          <w:color w:val="2B6CB0"/>
-          <w:sz w:val="18"/>
-        </w:rPr>
-        <w:t>[Ans: N/A]</w:t>
-      </w:r>
-    </w:p>
-    <w:p>
-      <w:pPr>
-        <w:pStyle w:val="ListBullet"/>
-        <w:spacing w:after="40"/>
-      </w:pPr>
-      <w:r>
-        <w:rPr>
-          <w:b/>
-          <w:sz w:val="18"/>
-        </w:rPr>
-        <w:t xml:space="preserve">[2024 Morning Shift] Q#3 (MCQ): </w:t>
-      </w:r>
-      <w:r>
-        <w:rPr>
-          <w:sz w:val="18"/>
-        </w:rPr>
-        <w:t xml:space="preserve">"Let |cosθ cos(60-θ)cos(60+θ)| ≤ (1 / 8),θε[0,2π] . Then, the sum of all θ ∈ [0,2π] , where $..."  </w:t>
-      </w:r>
-      <w:r>
-        <w:rPr>
-          <w:b/>
-          <w:color w:val="2B6CB0"/>
-          <w:sz w:val="18"/>
-        </w:rPr>
-        <w:t>[Ans: N/A]</w:t>
-      </w:r>
-    </w:p>
-    <w:p>
-      <w:pPr>
-        <w:pStyle w:val="ListBullet"/>
-        <w:spacing w:after="40"/>
-      </w:pPr>
-      <w:r>
-        <w:rPr>
-          <w:b/>
-          <w:sz w:val="18"/>
-        </w:rPr>
-        <w:t xml:space="preserve">[2023 Evening Shift] Q#3 (Numerical): </w:t>
-      </w:r>
-      <w:r>
-        <w:rPr>
-          <w:sz w:val="18"/>
-        </w:rPr>
-        <w:t xml:space="preserve">"Let S=θ ∈ [0,2π):tan(π cosθ)+tan(π sinθ)=0 . Then \undersetθ ∈ S∑sin^2(θ+(π / 4)) is..."  </w:t>
-      </w:r>
-      <w:r>
-        <w:rPr>
-          <w:b/>
-          <w:color w:val="2B6CB0"/>
-          <w:sz w:val="18"/>
-        </w:rPr>
-        <w:t>[Ans: 2]</w:t>
       </w:r>
     </w:p>
     <w:p>
@@ -1509,127 +1436,6 @@
               <w:t>Solution Analysis:</w:t>
               <w:br/>
               <w:t>Given 3sin^2x+12cosx-3=p,x ∈ ℝ We need all integral values of p for which this equation has at least one real solution. Now use the identity sin^2x=1-cos^2x So, 3(1-cos^2x)+12cosx-3=p Simplifying, 3-3cos^2x+12cosx-3=p -3cos^2x+12cosx=p Let t=cosx Then -1 ≤ t ≤ 1 So we have p=-3t^2+12t Now we need the range of f(t)=-3t^2+12t,-1 ≤ t ≤ 1 This is a downward opening parabola. Find its values at the endpoints: f(-1)=-3(1)+12(-1)=-3-12=-15 f(1)=-3(1)+12(1)=-3+12=9 Also, f^'(t)=-6t+12 For -1 ≤ t ≤ 1 , we have -6t+12&gt;0 so f(t) is increasing on [-1,1] . Hence the range of p is -15 ≤ p ≤ 9 Therefore all integral values of p are -15,-14,-13,...,9 This is an AP with first term -15 , last term 9 . Number of terms: n=9-(-15)+1=25 Sum: S=(n / 2)(a+l)=(25 / 2)(-15+9)=(25 / 2)(-6)=-75 Hence, the required sum is -75 So, the correct option is: Option C</w:t>
-            </w:r>
-          </w:p>
-        </w:tc>
-      </w:tr>
-    </w:tbl>
-    <w:p>
-      <w:pPr>
-        <w:spacing w:after="120"/>
-      </w:pPr>
-    </w:p>
-    <w:p>
-      <w:pPr>
-        <w:spacing w:before="160" w:after="40"/>
-      </w:pPr>
-      <w:r>
-        <w:rPr>
-          <w:b/>
-          <w:color w:val="1A365D"/>
-          <w:sz w:val="22"/>
-        </w:rPr>
-        <w:t>Benchmark Problem 3: JEE Main 2025 (Online) 3rd April Morning Shift (Q#3)</w:t>
-      </w:r>
-    </w:p>
-    <w:p>
-      <w:pPr>
-        <w:spacing w:after="80"/>
-      </w:pPr>
-      <w:r>
-        <w:rPr>
-          <w:sz w:val="20"/>
-        </w:rPr>
-        <w:t>The number of solutions of the equation2x+3tanx=π,x ∈ [-2π,2π]- ± (π / 2), ± (3π / 2)is:</w:t>
-      </w:r>
-    </w:p>
-    <w:p>
-      <w:pPr>
-        <w:pStyle w:val="ListBullet"/>
-        <w:spacing w:after="20"/>
-      </w:pPr>
-      <w:r>
-        <w:rPr>
-          <w:sz w:val="19"/>
-        </w:rPr>
-        <w:t>(A) 4</w:t>
-      </w:r>
-    </w:p>
-    <w:p>
-      <w:pPr>
-        <w:pStyle w:val="ListBullet"/>
-        <w:spacing w:after="20"/>
-      </w:pPr>
-      <w:r>
-        <w:rPr>
-          <w:sz w:val="19"/>
-        </w:rPr>
-        <w:t>(B) 5</w:t>
-      </w:r>
-    </w:p>
-    <w:p>
-      <w:pPr>
-        <w:pStyle w:val="ListBullet"/>
-        <w:spacing w:after="20"/>
-      </w:pPr>
-      <w:r>
-        <w:rPr>
-          <w:sz w:val="19"/>
-        </w:rPr>
-        <w:t>(C) 3</w:t>
-      </w:r>
-    </w:p>
-    <w:p>
-      <w:pPr>
-        <w:pStyle w:val="ListBullet"/>
-        <w:spacing w:after="20"/>
-      </w:pPr>
-      <w:r>
-        <w:rPr>
-          <w:sz w:val="19"/>
-        </w:rPr>
-        <w:t>(D) 6</w:t>
-      </w:r>
-    </w:p>
-    <w:tbl>
-      <w:tblPr>
-        <w:tblW w:type="auto" w:w="0"/>
-        <w:jc w:val="center"/>
-        <w:tblLook w:firstColumn="1" w:firstRow="1" w:lastColumn="0" w:lastRow="0" w:noHBand="0" w:noVBand="1" w:val="04A0"/>
-      </w:tblPr>
-      <w:tblGrid>
-        <w:gridCol w:w="10080"/>
-      </w:tblGrid>
-      <w:tr>
-        <w:tc>
-          <w:tcPr>
-            <w:tcW w:type="dxa" w:w="10080"/>
-            <w:shd w:fill="F7FAFC"/>
-            <w:tcMar>
-              <w:top w:w="100" w:type="dxa"/>
-              <w:bottom w:w="100" w:type="dxa"/>
-              <w:left w:w="150" w:type="dxa"/>
-              <w:right w:w="150" w:type="dxa"/>
-            </w:tcMar>
-          </w:tcPr>
-          <w:p>
-            <w:r>
-              <w:rPr>
-                <w:b/>
-                <w:color w:val="1A365D"/>
-                <w:sz w:val="19"/>
-              </w:rPr>
-              <w:t>Correct Answer: None</w:t>
-              <w:br/>
-            </w:r>
-            <w:r>
-              <w:rPr>
-                <w:color w:val="2D3748"/>
-                <w:sz w:val="18"/>
-              </w:rPr>
-              <w:t>Solution Analysis:</w:t>
-              <w:br/>
-              <w:t>2x+3tanx=π ⇒ tanx=(π-2x / 3),x ∈ [-2π,2π]- ± (π / 2), ± (3π / 2) 5 solutions</w:t>
             </w:r>
           </w:p>
         </w:tc>
